--- a/Lab5_Web/Lab 05.docx
+++ b/Lab5_Web/Lab 05.docx
@@ -3,240 +3,72 @@
 <w:document xmlns:wpc="http://schemas.microsoft.com/office/word/2010/wordprocessingCanvas" xmlns:cx="http://schemas.microsoft.com/office/drawing/2014/chartex" xmlns:cx1="http://schemas.microsoft.com/office/drawing/2015/9/8/chartex" xmlns:cx2="http://schemas.microsoft.com/office/drawing/2015/10/21/chartex" xmlns:cx3="http://schemas.microsoft.com/office/drawing/2016/5/9/chartex" xmlns:cx4="http://schemas.microsoft.com/office/drawing/2016/5/10/chartex" xmlns:cx5="http://schemas.microsoft.com/office/drawing/2016/5/11/chartex" xmlns:cx6="http://schemas.microsoft.com/office/drawing/2016/5/12/chartex" xmlns:cx7="http://schemas.microsoft.com/office/drawing/2016/5/13/chartex" xmlns:cx8="http://schemas.microsoft.com/office/drawing/2016/5/14/chartex" xmlns:mc="http://schemas.openxmlformats.org/markup-compatibility/2006" xmlns:aink="http://schemas.microsoft.com/office/drawing/2016/ink" xmlns:am3d="http://schemas.microsoft.com/office/drawing/2017/model3d" xmlns:o="urn:schemas-microsoft-com:office:office" xmlns:oel="http://schemas.microsoft.com/office/2019/extlst" xmlns:r="http://schemas.openxmlformats.org/officeDocument/2006/relationships" xmlns:m="http://schemas.openxmlformats.org/officeDocument/2006/math" xmlns:v="urn:schemas-microsoft-com:vml" xmlns:wp14="http://schemas.microsoft.com/office/word/2010/wordprocessingDrawing" xmlns:wp="http://schemas.openxmlformats.org/drawingml/2006/wordprocessingDrawing" xmlns:w10="urn:schemas-microsoft-com:office:word" xmlns:w="http://schemas.openxmlformats.org/wordprocessingml/2006/main" xmlns:w14="http://schemas.microsoft.com/office/word/2010/wordml" xmlns:w15="http://schemas.microsoft.com/office/word/2012/wordml" xmlns:w16cex="http://schemas.microsoft.com/office/word/2018/wordml/cex" xmlns:w16cid="http://schemas.microsoft.com/office/word/2016/wordml/cid" xmlns:w16="http://schemas.microsoft.com/office/word/2018/wordml" xmlns:w16du="http://schemas.microsoft.com/office/word/2023/wordml/word16du" xmlns:w16sdtdh="http://schemas.microsoft.com/office/word/2020/wordml/sdtdatahash" xmlns:w16sdtfl="http://schemas.microsoft.com/office/word/2024/wordml/sdtformatlock" xmlns:w16se="http://schemas.microsoft.com/office/word/2015/wordml/symex" xmlns:wpg="http://schemas.microsoft.com/office/word/2010/wordprocessingGroup" xmlns:wpi="http://schemas.microsoft.com/office/word/2010/wordprocessingInk" xmlns:wne="http://schemas.microsoft.com/office/word/2006/wordml" xmlns:wps="http://schemas.microsoft.com/office/word/2010/wordprocessingShape" mc:Ignorable="w14 w15 w16se w16cid w16 w16cex w16sdtdh w16sdtfl w16du wp14">
   <w:body>
     <w:p>
-      <w:r>
-        <w:t>Bài tập 1:</w:t>
-      </w:r>
+      <w:proofErr w:type="spellStart"/>
+      <w:r>
+        <w:rPr>
+          <w:b/>
+          <w:bCs/>
+        </w:rPr>
+        <w:t>Câu</w:t>
+      </w:r>
+      <w:proofErr w:type="spellEnd"/>
+      <w:r>
+        <w:rPr>
+          <w:b/>
+          <w:bCs/>
+        </w:rPr>
+        <w:t xml:space="preserve"> </w:t>
+      </w:r>
+      <w:proofErr w:type="spellStart"/>
+      <w:r>
+        <w:rPr>
+          <w:b/>
+          <w:bCs/>
+        </w:rPr>
+        <w:t>hỏi</w:t>
+      </w:r>
+      <w:proofErr w:type="spellEnd"/>
+      <w:r>
+        <w:rPr>
+          <w:b/>
+          <w:bCs/>
+        </w:rPr>
+        <w:t xml:space="preserve"> </w:t>
+      </w:r>
+      <w:proofErr w:type="spellStart"/>
+      <w:r>
+        <w:rPr>
+          <w:b/>
+          <w:bCs/>
+        </w:rPr>
+        <w:t>ôn</w:t>
+      </w:r>
+      <w:proofErr w:type="spellEnd"/>
+      <w:r>
+        <w:rPr>
+          <w:b/>
+          <w:bCs/>
+        </w:rPr>
+        <w:t xml:space="preserve"> </w:t>
+      </w:r>
+      <w:proofErr w:type="spellStart"/>
+      <w:r>
+        <w:rPr>
+          <w:b/>
+          <w:bCs/>
+        </w:rPr>
+        <w:t>tập</w:t>
+      </w:r>
+      <w:proofErr w:type="spellEnd"/>
     </w:p>
     <w:p>
-      <w:r>
-        <w:t>NGAY DAU TIEN DI HOC</w:t>
-      </w:r>
-    </w:p>
-    <w:p>
-      <w:r>
-        <w:t>Ngay dau tien di hoc</w:t>
-      </w:r>
-    </w:p>
-    <w:p>
-      <w:r>
-        <w:t>Me dat tay den truong</w:t>
-      </w:r>
-    </w:p>
-    <w:p>
-      <w:r>
-        <w:t>Em vua di vua khoc</w:t>
-      </w:r>
-    </w:p>
-    <w:p>
-      <w:r>
-        <w:t>Me do danh ben em</w:t>
-      </w:r>
-    </w:p>
-    <w:p>
-      <w:r>
-        <w:t>Tac gia: Vien Phuong</w:t>
-      </w:r>
-    </w:p>
-    <w:p/>
-    <w:p>
-      <w:r>
-        <w:t>&lt;!DOCTYPE </w:t>
-      </w:r>
-      <w:r>
-        <w:rPr>
-          <w:i/>
-          <w:iCs/>
-        </w:rPr>
-        <w:t>html</w:t>
-      </w:r>
-      <w:r>
-        <w:t>&gt;</w:t>
-      </w:r>
-    </w:p>
-    <w:p>
-      <w:r>
-        <w:t>&lt;html&gt;</w:t>
-      </w:r>
-    </w:p>
-    <w:p>
-      <w:r>
-        <w:t> </w:t>
-      </w:r>
-    </w:p>
-    <w:p>
-      <w:r>
-        <w:t>&lt;head&gt;</w:t>
-      </w:r>
-    </w:p>
-    <w:p>
-      <w:r>
-        <w:t>    &lt;title&gt;Trang web dau tien&lt;/title&gt;</w:t>
-      </w:r>
-    </w:p>
-    <w:p>
-      <w:r>
-        <w:t>&lt;/head&gt;</w:t>
-      </w:r>
-    </w:p>
-    <w:p>
-      <w:r>
-        <w:t> </w:t>
-      </w:r>
-    </w:p>
-    <w:p>
-      <w:r>
-        <w:t>&lt;body&gt;</w:t>
-      </w:r>
-    </w:p>
-    <w:p>
-      <w:r>
-        <w:t>    NGAY DAU TIEN DI HOC</w:t>
-      </w:r>
-    </w:p>
-    <w:p>
-      <w:r>
-        <w:t>    Ngay dau tien di hoc</w:t>
-      </w:r>
-    </w:p>
-    <w:p>
-      <w:r>
-        <w:t>    Me dat tay den truong</w:t>
-      </w:r>
-    </w:p>
-    <w:p>
-      <w:r>
-        <w:t>    Em vua di vua khoc</w:t>
-      </w:r>
-    </w:p>
-    <w:p>
-      <w:r>
-        <w:t>    Me do danh ben em</w:t>
-      </w:r>
-    </w:p>
-    <w:p>
-      <w:r>
-        <w:t>    Tac gia: Vien Phuong</w:t>
-      </w:r>
-    </w:p>
-    <w:p>
-      <w:r>
-        <w:t>&lt;/body&gt;</w:t>
-      </w:r>
-    </w:p>
-    <w:p>
-      <w:r>
-        <w:t> </w:t>
-      </w:r>
-    </w:p>
-    <w:p>
-      <w:r>
-        <w:t>&lt;/html&gt;</w:t>
-      </w:r>
-    </w:p>
-    <w:p/>
-    <w:p>
-      <w:r>
-        <w:t>&lt;!DOCTYPE </w:t>
-      </w:r>
-      <w:r>
-        <w:rPr>
-          <w:i/>
-          <w:iCs/>
-        </w:rPr>
-        <w:t>html</w:t>
-      </w:r>
-      <w:r>
-        <w:t>&gt;</w:t>
-      </w:r>
-    </w:p>
-    <w:p>
-      <w:r>
-        <w:t>&lt;html&gt;</w:t>
-      </w:r>
-    </w:p>
-    <w:p>
-      <w:r>
-        <w:t> </w:t>
-      </w:r>
-    </w:p>
-    <w:p>
-      <w:r>
-        <w:lastRenderedPageBreak/>
-        <w:t>&lt;head&gt;</w:t>
-      </w:r>
-    </w:p>
-    <w:p>
-      <w:r>
-        <w:t>    &lt;title&gt;Trang web dau tien&lt;/title&gt;</w:t>
-      </w:r>
-    </w:p>
-    <w:p>
-      <w:r>
-        <w:t>&lt;/head&gt;</w:t>
-      </w:r>
-    </w:p>
-    <w:p>
-      <w:r>
-        <w:t> </w:t>
-      </w:r>
-    </w:p>
-    <w:p>
-      <w:r>
-        <w:t>&lt;body&gt;</w:t>
-      </w:r>
-    </w:p>
-    <w:p>
-      <w:r>
-        <w:t>    &lt;h1&gt;NGAY DAU TIEN DI HOC&lt;/h1&gt;</w:t>
-      </w:r>
-    </w:p>
-    <w:p>
-      <w:r>
-        <w:t>    &lt;p&gt;Ngay dau tien di hoc&lt;/p&gt;</w:t>
-      </w:r>
-    </w:p>
-    <w:p>
-      <w:r>
-        <w:t>    &lt;p&gt;Me dat tay den truong&lt;/p&gt;</w:t>
-      </w:r>
-    </w:p>
-    <w:p>
-      <w:r>
-        <w:t>    &lt;p&gt;Em vua di vua khoc&lt;/p&gt;</w:t>
-      </w:r>
-    </w:p>
-    <w:p>
-      <w:r>
-        <w:t>    &lt;p&gt;Me do danh ben em&lt;/p&gt;</w:t>
-      </w:r>
-    </w:p>
-    <w:p>
-      <w:r>
-        <w:t>    &lt;p&gt;Tac gia: &lt;em&gt;Vien Phuong&lt;/em&gt;&lt;/p&gt;</w:t>
-      </w:r>
-    </w:p>
-    <w:p>
-      <w:r>
-        <w:t>&lt;/body&gt;</w:t>
-      </w:r>
-    </w:p>
-    <w:p>
-      <w:r>
-        <w:t>&lt;/html&gt;</w:t>
-      </w:r>
-    </w:p>
-    <w:p>
-      <w:r>
-        <w:rPr>
-          <w:b/>
-          <w:bCs/>
-        </w:rPr>
-        <w:t>Câu hỏi ôn tập</w:t>
-      </w:r>
-    </w:p>
-    <w:p>
-      <w:r>
-        <w:t>Câu 1. A static web page (sometimes called a flat page or a stationary page) is a web page that is delivered to the user's web browser exactly as stored, in contrast to __________ which are generated by a web application.</w:t>
+      <w:proofErr w:type="spellStart"/>
+      <w:r>
+        <w:t>Câu</w:t>
+      </w:r>
+      <w:proofErr w:type="spellEnd"/>
+      <w:r>
+        <w:t xml:space="preserve"> 1. A static web page (sometimes called a flat page or a stationary page) is a web page that is delivered to the user's web browser exactly as stored, in contrast to __________ which are generated by a web application.</w:t>
       </w:r>
     </w:p>
     <w:p>
@@ -270,22 +102,186 @@
         <w:rPr>
           <w:lang w:val="fr-FR"/>
         </w:rPr>
-        <w:t>D. database</w:t>
-      </w:r>
+        <w:t xml:space="preserve">D. </w:t>
+      </w:r>
+      <w:proofErr w:type="spellStart"/>
+      <w:r>
+        <w:rPr>
+          <w:lang w:val="fr-FR"/>
+        </w:rPr>
+        <w:t>database</w:t>
+      </w:r>
+      <w:proofErr w:type="spellEnd"/>
     </w:p>
     <w:p>
-      <w:r>
-        <w:rPr>
-          <w:lang w:val="fr-FR"/>
-        </w:rPr>
-        <w:t xml:space="preserve">Câu hỏi 2. Một phần tử HTML (thông thường) gồm các thành phần </w:t>
-      </w:r>
+      <w:proofErr w:type="spellStart"/>
+      <w:r>
+        <w:rPr>
+          <w:lang w:val="fr-FR"/>
+        </w:rPr>
+        <w:t>Câu</w:t>
+      </w:r>
+      <w:proofErr w:type="spellEnd"/>
+      <w:r>
+        <w:rPr>
+          <w:lang w:val="fr-FR"/>
+        </w:rPr>
+        <w:t xml:space="preserve"> </w:t>
+      </w:r>
+      <w:proofErr w:type="spellStart"/>
+      <w:r>
+        <w:rPr>
+          <w:lang w:val="fr-FR"/>
+        </w:rPr>
+        <w:t>hỏi</w:t>
+      </w:r>
+      <w:proofErr w:type="spellEnd"/>
+      <w:r>
+        <w:rPr>
+          <w:lang w:val="fr-FR"/>
+        </w:rPr>
+        <w:t xml:space="preserve"> 2. </w:t>
+      </w:r>
+      <w:proofErr w:type="spellStart"/>
+      <w:r>
+        <w:rPr>
+          <w:lang w:val="fr-FR"/>
+        </w:rPr>
+        <w:t>Một</w:t>
+      </w:r>
+      <w:proofErr w:type="spellEnd"/>
+      <w:r>
+        <w:rPr>
+          <w:lang w:val="fr-FR"/>
+        </w:rPr>
+        <w:t xml:space="preserve"> </w:t>
+      </w:r>
+      <w:proofErr w:type="spellStart"/>
+      <w:r>
+        <w:rPr>
+          <w:lang w:val="fr-FR"/>
+        </w:rPr>
+        <w:t>phần</w:t>
+      </w:r>
+      <w:proofErr w:type="spellEnd"/>
+      <w:r>
+        <w:rPr>
+          <w:lang w:val="fr-FR"/>
+        </w:rPr>
+        <w:t xml:space="preserve"> </w:t>
+      </w:r>
+      <w:proofErr w:type="spellStart"/>
+      <w:r>
+        <w:rPr>
+          <w:lang w:val="fr-FR"/>
+        </w:rPr>
+        <w:t>tử</w:t>
+      </w:r>
+      <w:proofErr w:type="spellEnd"/>
+      <w:r>
+        <w:rPr>
+          <w:lang w:val="fr-FR"/>
+        </w:rPr>
+        <w:t xml:space="preserve"> HTML (</w:t>
+      </w:r>
+      <w:proofErr w:type="spellStart"/>
+      <w:r>
+        <w:rPr>
+          <w:lang w:val="fr-FR"/>
+        </w:rPr>
+        <w:t>thông</w:t>
+      </w:r>
+      <w:proofErr w:type="spellEnd"/>
+      <w:r>
+        <w:rPr>
+          <w:lang w:val="fr-FR"/>
+        </w:rPr>
+        <w:t xml:space="preserve"> </w:t>
+      </w:r>
+      <w:proofErr w:type="spellStart"/>
+      <w:r>
+        <w:rPr>
+          <w:lang w:val="fr-FR"/>
+        </w:rPr>
+        <w:t>thường</w:t>
+      </w:r>
+      <w:proofErr w:type="spellEnd"/>
+      <w:r>
+        <w:rPr>
+          <w:lang w:val="fr-FR"/>
+        </w:rPr>
+        <w:t xml:space="preserve">) </w:t>
+      </w:r>
+      <w:proofErr w:type="spellStart"/>
+      <w:r>
+        <w:rPr>
+          <w:lang w:val="fr-FR"/>
+        </w:rPr>
+        <w:t>gồm</w:t>
+      </w:r>
+      <w:proofErr w:type="spellEnd"/>
+      <w:r>
+        <w:rPr>
+          <w:lang w:val="fr-FR"/>
+        </w:rPr>
+        <w:t xml:space="preserve"> </w:t>
+      </w:r>
+      <w:proofErr w:type="spellStart"/>
+      <w:r>
+        <w:rPr>
+          <w:lang w:val="fr-FR"/>
+        </w:rPr>
+        <w:t>các</w:t>
+      </w:r>
+      <w:proofErr w:type="spellEnd"/>
+      <w:r>
+        <w:rPr>
+          <w:lang w:val="fr-FR"/>
+        </w:rPr>
+        <w:t xml:space="preserve"> </w:t>
+      </w:r>
+      <w:proofErr w:type="spellStart"/>
+      <w:r>
+        <w:rPr>
+          <w:lang w:val="fr-FR"/>
+        </w:rPr>
+        <w:t>thành</w:t>
+      </w:r>
+      <w:proofErr w:type="spellEnd"/>
+      <w:r>
+        <w:rPr>
+          <w:lang w:val="fr-FR"/>
+        </w:rPr>
+        <w:t xml:space="preserve"> </w:t>
+      </w:r>
+      <w:proofErr w:type="spellStart"/>
+      <w:r>
+        <w:rPr>
+          <w:lang w:val="fr-FR"/>
+        </w:rPr>
+        <w:t>phần</w:t>
+      </w:r>
+      <w:proofErr w:type="spellEnd"/>
+      <w:r>
+        <w:rPr>
+          <w:lang w:val="fr-FR"/>
+        </w:rPr>
+        <w:t xml:space="preserve"> </w:t>
+      </w:r>
+      <w:proofErr w:type="spellStart"/>
       <w:proofErr w:type="gramStart"/>
       <w:r>
         <w:rPr>
           <w:lang w:val="fr-FR"/>
         </w:rPr>
-        <w:t>sau:</w:t>
+        <w:t>sau</w:t>
+      </w:r>
+      <w:proofErr w:type="spellEnd"/>
+      <w:r>
+        <w:rPr>
+          <w:lang w:val="fr-FR"/>
+        </w:rPr>
+        <w:t>:</w:t>
       </w:r>
       <w:proofErr w:type="gramEnd"/>
     </w:p>
@@ -294,16 +290,116 @@
         <w:rPr>
           <w:lang w:val="fr-FR"/>
         </w:rPr>
-        <w:t>A. thẻ mở, thẻ đóng</w:t>
-      </w:r>
+        <w:t xml:space="preserve">A. </w:t>
+      </w:r>
+      <w:proofErr w:type="spellStart"/>
+      <w:r>
+        <w:rPr>
+          <w:lang w:val="fr-FR"/>
+        </w:rPr>
+        <w:t>thẻ</w:t>
+      </w:r>
+      <w:proofErr w:type="spellEnd"/>
+      <w:r>
+        <w:rPr>
+          <w:lang w:val="fr-FR"/>
+        </w:rPr>
+        <w:t xml:space="preserve"> </w:t>
+      </w:r>
+      <w:proofErr w:type="spellStart"/>
+      <w:r>
+        <w:rPr>
+          <w:lang w:val="fr-FR"/>
+        </w:rPr>
+        <w:t>mở</w:t>
+      </w:r>
+      <w:proofErr w:type="spellEnd"/>
+      <w:r>
+        <w:rPr>
+          <w:lang w:val="fr-FR"/>
+        </w:rPr>
+        <w:t xml:space="preserve">, </w:t>
+      </w:r>
+      <w:proofErr w:type="spellStart"/>
+      <w:r>
+        <w:rPr>
+          <w:lang w:val="fr-FR"/>
+        </w:rPr>
+        <w:t>thẻ</w:t>
+      </w:r>
+      <w:proofErr w:type="spellEnd"/>
+      <w:r>
+        <w:rPr>
+          <w:lang w:val="fr-FR"/>
+        </w:rPr>
+        <w:t xml:space="preserve"> </w:t>
+      </w:r>
+      <w:proofErr w:type="spellStart"/>
+      <w:r>
+        <w:rPr>
+          <w:lang w:val="fr-FR"/>
+        </w:rPr>
+        <w:t>đóng</w:t>
+      </w:r>
+      <w:proofErr w:type="spellEnd"/>
     </w:p>
     <w:p>
       <w:r>
         <w:rPr>
           <w:lang w:val="fr-FR"/>
         </w:rPr>
-        <w:t>B. thẻ mở, nội dung</w:t>
-      </w:r>
+        <w:t xml:space="preserve">B. </w:t>
+      </w:r>
+      <w:proofErr w:type="spellStart"/>
+      <w:r>
+        <w:rPr>
+          <w:lang w:val="fr-FR"/>
+        </w:rPr>
+        <w:t>thẻ</w:t>
+      </w:r>
+      <w:proofErr w:type="spellEnd"/>
+      <w:r>
+        <w:rPr>
+          <w:lang w:val="fr-FR"/>
+        </w:rPr>
+        <w:t xml:space="preserve"> </w:t>
+      </w:r>
+      <w:proofErr w:type="spellStart"/>
+      <w:r>
+        <w:rPr>
+          <w:lang w:val="fr-FR"/>
+        </w:rPr>
+        <w:t>mở</w:t>
+      </w:r>
+      <w:proofErr w:type="spellEnd"/>
+      <w:r>
+        <w:rPr>
+          <w:lang w:val="fr-FR"/>
+        </w:rPr>
+        <w:t xml:space="preserve">, </w:t>
+      </w:r>
+      <w:proofErr w:type="spellStart"/>
+      <w:r>
+        <w:rPr>
+          <w:lang w:val="fr-FR"/>
+        </w:rPr>
+        <w:t>nội</w:t>
+      </w:r>
+      <w:proofErr w:type="spellEnd"/>
+      <w:r>
+        <w:rPr>
+          <w:lang w:val="fr-FR"/>
+        </w:rPr>
+        <w:t xml:space="preserve"> </w:t>
+      </w:r>
+      <w:proofErr w:type="spellStart"/>
+      <w:r>
+        <w:rPr>
+          <w:lang w:val="fr-FR"/>
+        </w:rPr>
+        <w:t>dung</w:t>
+      </w:r>
+      <w:proofErr w:type="spellEnd"/>
     </w:p>
     <w:p>
       <w:pPr>
@@ -316,30 +412,311 @@
           <w:color w:val="FF0000"/>
           <w:lang w:val="fr-FR"/>
         </w:rPr>
-        <w:t>C. thẻ mở, nội dung, thẻ đóng</w:t>
-      </w:r>
+        <w:t xml:space="preserve">C. </w:t>
+      </w:r>
+      <w:proofErr w:type="spellStart"/>
+      <w:r>
+        <w:rPr>
+          <w:color w:val="FF0000"/>
+          <w:lang w:val="fr-FR"/>
+        </w:rPr>
+        <w:t>thẻ</w:t>
+      </w:r>
+      <w:proofErr w:type="spellEnd"/>
+      <w:r>
+        <w:rPr>
+          <w:color w:val="FF0000"/>
+          <w:lang w:val="fr-FR"/>
+        </w:rPr>
+        <w:t xml:space="preserve"> </w:t>
+      </w:r>
+      <w:proofErr w:type="spellStart"/>
+      <w:r>
+        <w:rPr>
+          <w:color w:val="FF0000"/>
+          <w:lang w:val="fr-FR"/>
+        </w:rPr>
+        <w:t>mở</w:t>
+      </w:r>
+      <w:proofErr w:type="spellEnd"/>
+      <w:r>
+        <w:rPr>
+          <w:color w:val="FF0000"/>
+          <w:lang w:val="fr-FR"/>
+        </w:rPr>
+        <w:t xml:space="preserve">, </w:t>
+      </w:r>
+      <w:proofErr w:type="spellStart"/>
+      <w:r>
+        <w:rPr>
+          <w:color w:val="FF0000"/>
+          <w:lang w:val="fr-FR"/>
+        </w:rPr>
+        <w:t>nội</w:t>
+      </w:r>
+      <w:proofErr w:type="spellEnd"/>
+      <w:r>
+        <w:rPr>
+          <w:color w:val="FF0000"/>
+          <w:lang w:val="fr-FR"/>
+        </w:rPr>
+        <w:t xml:space="preserve"> </w:t>
+      </w:r>
+      <w:proofErr w:type="spellStart"/>
+      <w:r>
+        <w:rPr>
+          <w:color w:val="FF0000"/>
+          <w:lang w:val="fr-FR"/>
+        </w:rPr>
+        <w:t>dung</w:t>
+      </w:r>
+      <w:proofErr w:type="spellEnd"/>
+      <w:r>
+        <w:rPr>
+          <w:color w:val="FF0000"/>
+          <w:lang w:val="fr-FR"/>
+        </w:rPr>
+        <w:t xml:space="preserve">, </w:t>
+      </w:r>
+      <w:proofErr w:type="spellStart"/>
+      <w:r>
+        <w:rPr>
+          <w:color w:val="FF0000"/>
+          <w:lang w:val="fr-FR"/>
+        </w:rPr>
+        <w:t>thẻ</w:t>
+      </w:r>
+      <w:proofErr w:type="spellEnd"/>
+      <w:r>
+        <w:rPr>
+          <w:color w:val="FF0000"/>
+          <w:lang w:val="fr-FR"/>
+        </w:rPr>
+        <w:t xml:space="preserve"> </w:t>
+      </w:r>
+      <w:proofErr w:type="spellStart"/>
+      <w:r>
+        <w:rPr>
+          <w:color w:val="FF0000"/>
+          <w:lang w:val="fr-FR"/>
+        </w:rPr>
+        <w:t>đóng</w:t>
+      </w:r>
+      <w:proofErr w:type="spellEnd"/>
     </w:p>
     <w:p>
       <w:r>
         <w:rPr>
           <w:lang w:val="fr-FR"/>
         </w:rPr>
-        <w:t>D. thẻ đóng, nội dung</w:t>
-      </w:r>
+        <w:t xml:space="preserve">D. </w:t>
+      </w:r>
+      <w:proofErr w:type="spellStart"/>
+      <w:r>
+        <w:rPr>
+          <w:lang w:val="fr-FR"/>
+        </w:rPr>
+        <w:t>thẻ</w:t>
+      </w:r>
+      <w:proofErr w:type="spellEnd"/>
+      <w:r>
+        <w:rPr>
+          <w:lang w:val="fr-FR"/>
+        </w:rPr>
+        <w:t xml:space="preserve"> </w:t>
+      </w:r>
+      <w:proofErr w:type="spellStart"/>
+      <w:r>
+        <w:rPr>
+          <w:lang w:val="fr-FR"/>
+        </w:rPr>
+        <w:t>đóng</w:t>
+      </w:r>
+      <w:proofErr w:type="spellEnd"/>
+      <w:r>
+        <w:rPr>
+          <w:lang w:val="fr-FR"/>
+        </w:rPr>
+        <w:t xml:space="preserve">, </w:t>
+      </w:r>
+      <w:proofErr w:type="spellStart"/>
+      <w:r>
+        <w:rPr>
+          <w:lang w:val="fr-FR"/>
+        </w:rPr>
+        <w:t>nội</w:t>
+      </w:r>
+      <w:proofErr w:type="spellEnd"/>
+      <w:r>
+        <w:rPr>
+          <w:lang w:val="fr-FR"/>
+        </w:rPr>
+        <w:t xml:space="preserve"> </w:t>
+      </w:r>
+      <w:proofErr w:type="spellStart"/>
+      <w:r>
+        <w:rPr>
+          <w:lang w:val="fr-FR"/>
+        </w:rPr>
+        <w:t>dung</w:t>
+      </w:r>
+      <w:proofErr w:type="spellEnd"/>
     </w:p>
     <w:p>
-      <w:r>
-        <w:rPr>
-          <w:lang w:val="fr-FR"/>
-        </w:rPr>
-        <w:t xml:space="preserve">Câu hỏi 3. Cấu trúc cơ bản của một tài liệu HTML </w:t>
-      </w:r>
+      <w:proofErr w:type="spellStart"/>
+      <w:r>
+        <w:rPr>
+          <w:lang w:val="fr-FR"/>
+        </w:rPr>
+        <w:t>Câu</w:t>
+      </w:r>
+      <w:proofErr w:type="spellEnd"/>
+      <w:r>
+        <w:rPr>
+          <w:lang w:val="fr-FR"/>
+        </w:rPr>
+        <w:t xml:space="preserve"> </w:t>
+      </w:r>
+      <w:proofErr w:type="spellStart"/>
+      <w:r>
+        <w:rPr>
+          <w:lang w:val="fr-FR"/>
+        </w:rPr>
+        <w:t>hỏi</w:t>
+      </w:r>
+      <w:proofErr w:type="spellEnd"/>
+      <w:r>
+        <w:rPr>
+          <w:lang w:val="fr-FR"/>
+        </w:rPr>
+        <w:t xml:space="preserve"> 3. </w:t>
+      </w:r>
+      <w:proofErr w:type="spellStart"/>
+      <w:r>
+        <w:rPr>
+          <w:lang w:val="fr-FR"/>
+        </w:rPr>
+        <w:t>Cấu</w:t>
+      </w:r>
+      <w:proofErr w:type="spellEnd"/>
+      <w:r>
+        <w:rPr>
+          <w:lang w:val="fr-FR"/>
+        </w:rPr>
+        <w:t xml:space="preserve"> </w:t>
+      </w:r>
+      <w:proofErr w:type="spellStart"/>
+      <w:r>
+        <w:rPr>
+          <w:lang w:val="fr-FR"/>
+        </w:rPr>
+        <w:t>trúc</w:t>
+      </w:r>
+      <w:proofErr w:type="spellEnd"/>
+      <w:r>
+        <w:rPr>
+          <w:lang w:val="fr-FR"/>
+        </w:rPr>
+        <w:t xml:space="preserve"> </w:t>
+      </w:r>
+      <w:proofErr w:type="spellStart"/>
+      <w:r>
+        <w:rPr>
+          <w:lang w:val="fr-FR"/>
+        </w:rPr>
+        <w:t>cơ</w:t>
+      </w:r>
+      <w:proofErr w:type="spellEnd"/>
+      <w:r>
+        <w:rPr>
+          <w:lang w:val="fr-FR"/>
+        </w:rPr>
+        <w:t xml:space="preserve"> </w:t>
+      </w:r>
+      <w:proofErr w:type="spellStart"/>
+      <w:r>
+        <w:rPr>
+          <w:lang w:val="fr-FR"/>
+        </w:rPr>
+        <w:t>bản</w:t>
+      </w:r>
+      <w:proofErr w:type="spellEnd"/>
+      <w:r>
+        <w:rPr>
+          <w:lang w:val="fr-FR"/>
+        </w:rPr>
+        <w:t xml:space="preserve"> </w:t>
+      </w:r>
+      <w:proofErr w:type="spellStart"/>
+      <w:r>
+        <w:rPr>
+          <w:lang w:val="fr-FR"/>
+        </w:rPr>
+        <w:t>của</w:t>
+      </w:r>
+      <w:proofErr w:type="spellEnd"/>
+      <w:r>
+        <w:rPr>
+          <w:lang w:val="fr-FR"/>
+        </w:rPr>
+        <w:t xml:space="preserve"> </w:t>
+      </w:r>
+      <w:proofErr w:type="spellStart"/>
+      <w:r>
+        <w:rPr>
+          <w:lang w:val="fr-FR"/>
+        </w:rPr>
+        <w:t>một</w:t>
+      </w:r>
+      <w:proofErr w:type="spellEnd"/>
+      <w:r>
+        <w:rPr>
+          <w:lang w:val="fr-FR"/>
+        </w:rPr>
+        <w:t xml:space="preserve"> </w:t>
+      </w:r>
+      <w:proofErr w:type="spellStart"/>
+      <w:r>
+        <w:rPr>
+          <w:lang w:val="fr-FR"/>
+        </w:rPr>
+        <w:t>tài</w:t>
+      </w:r>
+      <w:proofErr w:type="spellEnd"/>
+      <w:r>
+        <w:rPr>
+          <w:lang w:val="fr-FR"/>
+        </w:rPr>
+        <w:t xml:space="preserve"> </w:t>
+      </w:r>
+      <w:proofErr w:type="spellStart"/>
+      <w:r>
+        <w:rPr>
+          <w:lang w:val="fr-FR"/>
+        </w:rPr>
+        <w:t>liệu</w:t>
+      </w:r>
+      <w:proofErr w:type="spellEnd"/>
+      <w:r>
+        <w:rPr>
+          <w:lang w:val="fr-FR"/>
+        </w:rPr>
+        <w:t xml:space="preserve"> HTML </w:t>
+      </w:r>
+      <w:proofErr w:type="spellStart"/>
       <w:proofErr w:type="gramStart"/>
       <w:r>
         <w:rPr>
           <w:lang w:val="fr-FR"/>
         </w:rPr>
-        <w:t>gồm:</w:t>
+        <w:t>gồm</w:t>
+      </w:r>
+      <w:proofErr w:type="spellEnd"/>
+      <w:r>
+        <w:rPr>
+          <w:lang w:val="fr-FR"/>
+        </w:rPr>
+        <w:t>:</w:t>
       </w:r>
       <w:proofErr w:type="gramEnd"/>
     </w:p>
@@ -354,7 +731,215 @@
           <w:color w:val="FF0000"/>
           <w:lang w:val="fr-FR"/>
         </w:rPr>
-        <w:t>A. Phần khai báo (doctype), phần tử html, phần tử head, phần tử title, phần tử body</w:t>
+        <w:t xml:space="preserve">A. </w:t>
+      </w:r>
+      <w:proofErr w:type="spellStart"/>
+      <w:r>
+        <w:rPr>
+          <w:color w:val="FF0000"/>
+          <w:lang w:val="fr-FR"/>
+        </w:rPr>
+        <w:t>Phần</w:t>
+      </w:r>
+      <w:proofErr w:type="spellEnd"/>
+      <w:r>
+        <w:rPr>
+          <w:color w:val="FF0000"/>
+          <w:lang w:val="fr-FR"/>
+        </w:rPr>
+        <w:t xml:space="preserve"> </w:t>
+      </w:r>
+      <w:proofErr w:type="spellStart"/>
+      <w:r>
+        <w:rPr>
+          <w:color w:val="FF0000"/>
+          <w:lang w:val="fr-FR"/>
+        </w:rPr>
+        <w:t>khai</w:t>
+      </w:r>
+      <w:proofErr w:type="spellEnd"/>
+      <w:r>
+        <w:rPr>
+          <w:color w:val="FF0000"/>
+          <w:lang w:val="fr-FR"/>
+        </w:rPr>
+        <w:t xml:space="preserve"> </w:t>
+      </w:r>
+      <w:proofErr w:type="spellStart"/>
+      <w:r>
+        <w:rPr>
+          <w:color w:val="FF0000"/>
+          <w:lang w:val="fr-FR"/>
+        </w:rPr>
+        <w:t>báo</w:t>
+      </w:r>
+      <w:proofErr w:type="spellEnd"/>
+      <w:r>
+        <w:rPr>
+          <w:color w:val="FF0000"/>
+          <w:lang w:val="fr-FR"/>
+        </w:rPr>
+        <w:t xml:space="preserve"> (doctype), </w:t>
+      </w:r>
+      <w:proofErr w:type="spellStart"/>
+      <w:r>
+        <w:rPr>
+          <w:color w:val="FF0000"/>
+          <w:lang w:val="fr-FR"/>
+        </w:rPr>
+        <w:t>phần</w:t>
+      </w:r>
+      <w:proofErr w:type="spellEnd"/>
+      <w:r>
+        <w:rPr>
+          <w:color w:val="FF0000"/>
+          <w:lang w:val="fr-FR"/>
+        </w:rPr>
+        <w:t xml:space="preserve"> </w:t>
+      </w:r>
+      <w:proofErr w:type="spellStart"/>
+      <w:r>
+        <w:rPr>
+          <w:color w:val="FF0000"/>
+          <w:lang w:val="fr-FR"/>
+        </w:rPr>
+        <w:t>tử</w:t>
+      </w:r>
+      <w:proofErr w:type="spellEnd"/>
+      <w:r>
+        <w:rPr>
+          <w:color w:val="FF0000"/>
+          <w:lang w:val="fr-FR"/>
+        </w:rPr>
+        <w:t xml:space="preserve"> html, </w:t>
+      </w:r>
+      <w:proofErr w:type="spellStart"/>
+      <w:r>
+        <w:rPr>
+          <w:color w:val="FF0000"/>
+          <w:lang w:val="fr-FR"/>
+        </w:rPr>
+        <w:t>phần</w:t>
+      </w:r>
+      <w:proofErr w:type="spellEnd"/>
+      <w:r>
+        <w:rPr>
+          <w:color w:val="FF0000"/>
+          <w:lang w:val="fr-FR"/>
+        </w:rPr>
+        <w:t xml:space="preserve"> </w:t>
+      </w:r>
+      <w:proofErr w:type="spellStart"/>
+      <w:r>
+        <w:rPr>
+          <w:color w:val="FF0000"/>
+          <w:lang w:val="fr-FR"/>
+        </w:rPr>
+        <w:t>tử</w:t>
+      </w:r>
+      <w:proofErr w:type="spellEnd"/>
+      <w:r>
+        <w:rPr>
+          <w:color w:val="FF0000"/>
+          <w:lang w:val="fr-FR"/>
+        </w:rPr>
+        <w:t xml:space="preserve"> </w:t>
+      </w:r>
+      <w:proofErr w:type="spellStart"/>
+      <w:r>
+        <w:rPr>
+          <w:color w:val="FF0000"/>
+          <w:lang w:val="fr-FR"/>
+        </w:rPr>
+        <w:t>head</w:t>
+      </w:r>
+      <w:proofErr w:type="spellEnd"/>
+      <w:r>
+        <w:rPr>
+          <w:color w:val="FF0000"/>
+          <w:lang w:val="fr-FR"/>
+        </w:rPr>
+        <w:t xml:space="preserve">, </w:t>
+      </w:r>
+      <w:proofErr w:type="spellStart"/>
+      <w:r>
+        <w:rPr>
+          <w:color w:val="FF0000"/>
+          <w:lang w:val="fr-FR"/>
+        </w:rPr>
+        <w:t>phần</w:t>
+      </w:r>
+      <w:proofErr w:type="spellEnd"/>
+      <w:r>
+        <w:rPr>
+          <w:color w:val="FF0000"/>
+          <w:lang w:val="fr-FR"/>
+        </w:rPr>
+        <w:t xml:space="preserve"> </w:t>
+      </w:r>
+      <w:proofErr w:type="spellStart"/>
+      <w:r>
+        <w:rPr>
+          <w:color w:val="FF0000"/>
+          <w:lang w:val="fr-FR"/>
+        </w:rPr>
+        <w:t>tử</w:t>
+      </w:r>
+      <w:proofErr w:type="spellEnd"/>
+      <w:r>
+        <w:rPr>
+          <w:color w:val="FF0000"/>
+          <w:lang w:val="fr-FR"/>
+        </w:rPr>
+        <w:t xml:space="preserve"> </w:t>
+      </w:r>
+      <w:proofErr w:type="spellStart"/>
+      <w:r>
+        <w:rPr>
+          <w:color w:val="FF0000"/>
+          <w:lang w:val="fr-FR"/>
+        </w:rPr>
+        <w:t>title</w:t>
+      </w:r>
+      <w:proofErr w:type="spellEnd"/>
+      <w:r>
+        <w:rPr>
+          <w:color w:val="FF0000"/>
+          <w:lang w:val="fr-FR"/>
+        </w:rPr>
+        <w:t xml:space="preserve">, </w:t>
+      </w:r>
+      <w:proofErr w:type="spellStart"/>
+      <w:r>
+        <w:rPr>
+          <w:color w:val="FF0000"/>
+          <w:lang w:val="fr-FR"/>
+        </w:rPr>
+        <w:t>phần</w:t>
+      </w:r>
+      <w:proofErr w:type="spellEnd"/>
+      <w:r>
+        <w:rPr>
+          <w:color w:val="FF0000"/>
+          <w:lang w:val="fr-FR"/>
+        </w:rPr>
+        <w:t xml:space="preserve"> </w:t>
+      </w:r>
+      <w:proofErr w:type="spellStart"/>
+      <w:r>
+        <w:rPr>
+          <w:color w:val="FF0000"/>
+          <w:lang w:val="fr-FR"/>
+        </w:rPr>
+        <w:t>tử</w:t>
+      </w:r>
+      <w:proofErr w:type="spellEnd"/>
+      <w:r>
+        <w:rPr>
+          <w:color w:val="FF0000"/>
+          <w:lang w:val="fr-FR"/>
+        </w:rPr>
+        <w:t xml:space="preserve"> body</w:t>
       </w:r>
     </w:p>
     <w:p>
@@ -362,7 +947,175 @@
         <w:rPr>
           <w:lang w:val="fr-FR"/>
         </w:rPr>
-        <w:t>B. Phần khai báo (doctype), phần tử html, phần tử header, phần tử title, phần tử body</w:t>
+        <w:t xml:space="preserve">B. </w:t>
+      </w:r>
+      <w:proofErr w:type="spellStart"/>
+      <w:r>
+        <w:rPr>
+          <w:lang w:val="fr-FR"/>
+        </w:rPr>
+        <w:t>Phần</w:t>
+      </w:r>
+      <w:proofErr w:type="spellEnd"/>
+      <w:r>
+        <w:rPr>
+          <w:lang w:val="fr-FR"/>
+        </w:rPr>
+        <w:t xml:space="preserve"> </w:t>
+      </w:r>
+      <w:proofErr w:type="spellStart"/>
+      <w:r>
+        <w:rPr>
+          <w:lang w:val="fr-FR"/>
+        </w:rPr>
+        <w:t>khai</w:t>
+      </w:r>
+      <w:proofErr w:type="spellEnd"/>
+      <w:r>
+        <w:rPr>
+          <w:lang w:val="fr-FR"/>
+        </w:rPr>
+        <w:t xml:space="preserve"> </w:t>
+      </w:r>
+      <w:proofErr w:type="spellStart"/>
+      <w:r>
+        <w:rPr>
+          <w:lang w:val="fr-FR"/>
+        </w:rPr>
+        <w:t>báo</w:t>
+      </w:r>
+      <w:proofErr w:type="spellEnd"/>
+      <w:r>
+        <w:rPr>
+          <w:lang w:val="fr-FR"/>
+        </w:rPr>
+        <w:t xml:space="preserve"> (doctype), </w:t>
+      </w:r>
+      <w:proofErr w:type="spellStart"/>
+      <w:r>
+        <w:rPr>
+          <w:lang w:val="fr-FR"/>
+        </w:rPr>
+        <w:t>phần</w:t>
+      </w:r>
+      <w:proofErr w:type="spellEnd"/>
+      <w:r>
+        <w:rPr>
+          <w:lang w:val="fr-FR"/>
+        </w:rPr>
+        <w:t xml:space="preserve"> </w:t>
+      </w:r>
+      <w:proofErr w:type="spellStart"/>
+      <w:r>
+        <w:rPr>
+          <w:lang w:val="fr-FR"/>
+        </w:rPr>
+        <w:t>tử</w:t>
+      </w:r>
+      <w:proofErr w:type="spellEnd"/>
+      <w:r>
+        <w:rPr>
+          <w:lang w:val="fr-FR"/>
+        </w:rPr>
+        <w:t xml:space="preserve"> html, </w:t>
+      </w:r>
+      <w:proofErr w:type="spellStart"/>
+      <w:r>
+        <w:rPr>
+          <w:lang w:val="fr-FR"/>
+        </w:rPr>
+        <w:t>phần</w:t>
+      </w:r>
+      <w:proofErr w:type="spellEnd"/>
+      <w:r>
+        <w:rPr>
+          <w:lang w:val="fr-FR"/>
+        </w:rPr>
+        <w:t xml:space="preserve"> </w:t>
+      </w:r>
+      <w:proofErr w:type="spellStart"/>
+      <w:r>
+        <w:rPr>
+          <w:lang w:val="fr-FR"/>
+        </w:rPr>
+        <w:t>tử</w:t>
+      </w:r>
+      <w:proofErr w:type="spellEnd"/>
+      <w:r>
+        <w:rPr>
+          <w:lang w:val="fr-FR"/>
+        </w:rPr>
+        <w:t xml:space="preserve"> header, </w:t>
+      </w:r>
+      <w:proofErr w:type="spellStart"/>
+      <w:r>
+        <w:rPr>
+          <w:lang w:val="fr-FR"/>
+        </w:rPr>
+        <w:t>phần</w:t>
+      </w:r>
+      <w:proofErr w:type="spellEnd"/>
+      <w:r>
+        <w:rPr>
+          <w:lang w:val="fr-FR"/>
+        </w:rPr>
+        <w:t xml:space="preserve"> </w:t>
+      </w:r>
+      <w:proofErr w:type="spellStart"/>
+      <w:r>
+        <w:rPr>
+          <w:lang w:val="fr-FR"/>
+        </w:rPr>
+        <w:t>tử</w:t>
+      </w:r>
+      <w:proofErr w:type="spellEnd"/>
+      <w:r>
+        <w:rPr>
+          <w:lang w:val="fr-FR"/>
+        </w:rPr>
+        <w:t xml:space="preserve"> </w:t>
+      </w:r>
+      <w:proofErr w:type="spellStart"/>
+      <w:r>
+        <w:rPr>
+          <w:lang w:val="fr-FR"/>
+        </w:rPr>
+        <w:t>title</w:t>
+      </w:r>
+      <w:proofErr w:type="spellEnd"/>
+      <w:r>
+        <w:rPr>
+          <w:lang w:val="fr-FR"/>
+        </w:rPr>
+        <w:t xml:space="preserve">, </w:t>
+      </w:r>
+      <w:proofErr w:type="spellStart"/>
+      <w:r>
+        <w:rPr>
+          <w:lang w:val="fr-FR"/>
+        </w:rPr>
+        <w:t>phần</w:t>
+      </w:r>
+      <w:proofErr w:type="spellEnd"/>
+      <w:r>
+        <w:rPr>
+          <w:lang w:val="fr-FR"/>
+        </w:rPr>
+        <w:t xml:space="preserve"> </w:t>
+      </w:r>
+      <w:proofErr w:type="spellStart"/>
+      <w:r>
+        <w:rPr>
+          <w:lang w:val="fr-FR"/>
+        </w:rPr>
+        <w:t>tử</w:t>
+      </w:r>
+      <w:proofErr w:type="spellEnd"/>
+      <w:r>
+        <w:rPr>
+          <w:lang w:val="fr-FR"/>
+        </w:rPr>
+        <w:t xml:space="preserve"> body</w:t>
       </w:r>
     </w:p>
     <w:p>
@@ -370,8 +1123,189 @@
         <w:rPr>
           <w:lang w:val="fr-FR"/>
         </w:rPr>
-        <w:lastRenderedPageBreak/>
-        <w:t>C. Phần khai báo (doctype), phần tử html, phần tử head, phần tử link, phần tử body</w:t>
+        <w:t xml:space="preserve">C. </w:t>
+      </w:r>
+      <w:proofErr w:type="spellStart"/>
+      <w:r>
+        <w:rPr>
+          <w:lang w:val="fr-FR"/>
+        </w:rPr>
+        <w:t>Phần</w:t>
+      </w:r>
+      <w:proofErr w:type="spellEnd"/>
+      <w:r>
+        <w:rPr>
+          <w:lang w:val="fr-FR"/>
+        </w:rPr>
+        <w:t xml:space="preserve"> </w:t>
+      </w:r>
+      <w:proofErr w:type="spellStart"/>
+      <w:r>
+        <w:rPr>
+          <w:lang w:val="fr-FR"/>
+        </w:rPr>
+        <w:t>khai</w:t>
+      </w:r>
+      <w:proofErr w:type="spellEnd"/>
+      <w:r>
+        <w:rPr>
+          <w:lang w:val="fr-FR"/>
+        </w:rPr>
+        <w:t xml:space="preserve"> </w:t>
+      </w:r>
+      <w:proofErr w:type="spellStart"/>
+      <w:r>
+        <w:rPr>
+          <w:lang w:val="fr-FR"/>
+        </w:rPr>
+        <w:t>báo</w:t>
+      </w:r>
+      <w:proofErr w:type="spellEnd"/>
+      <w:r>
+        <w:rPr>
+          <w:lang w:val="fr-FR"/>
+        </w:rPr>
+        <w:t xml:space="preserve"> (doctype), </w:t>
+      </w:r>
+      <w:proofErr w:type="spellStart"/>
+      <w:r>
+        <w:rPr>
+          <w:lang w:val="fr-FR"/>
+        </w:rPr>
+        <w:t>phần</w:t>
+      </w:r>
+      <w:proofErr w:type="spellEnd"/>
+      <w:r>
+        <w:rPr>
+          <w:lang w:val="fr-FR"/>
+        </w:rPr>
+        <w:t xml:space="preserve"> </w:t>
+      </w:r>
+      <w:proofErr w:type="spellStart"/>
+      <w:r>
+        <w:rPr>
+          <w:lang w:val="fr-FR"/>
+        </w:rPr>
+        <w:t>tử</w:t>
+      </w:r>
+      <w:proofErr w:type="spellEnd"/>
+      <w:r>
+        <w:rPr>
+          <w:lang w:val="fr-FR"/>
+        </w:rPr>
+        <w:t xml:space="preserve"> html, </w:t>
+      </w:r>
+      <w:proofErr w:type="spellStart"/>
+      <w:r>
+        <w:rPr>
+          <w:lang w:val="fr-FR"/>
+        </w:rPr>
+        <w:t>phần</w:t>
+      </w:r>
+      <w:proofErr w:type="spellEnd"/>
+      <w:r>
+        <w:rPr>
+          <w:lang w:val="fr-FR"/>
+        </w:rPr>
+        <w:t xml:space="preserve"> </w:t>
+      </w:r>
+      <w:proofErr w:type="spellStart"/>
+      <w:r>
+        <w:rPr>
+          <w:lang w:val="fr-FR"/>
+        </w:rPr>
+        <w:t>tử</w:t>
+      </w:r>
+      <w:proofErr w:type="spellEnd"/>
+      <w:r>
+        <w:rPr>
+          <w:lang w:val="fr-FR"/>
+        </w:rPr>
+        <w:t xml:space="preserve"> </w:t>
+      </w:r>
+      <w:proofErr w:type="spellStart"/>
+      <w:r>
+        <w:rPr>
+          <w:lang w:val="fr-FR"/>
+        </w:rPr>
+        <w:t>head</w:t>
+      </w:r>
+      <w:proofErr w:type="spellEnd"/>
+      <w:r>
+        <w:rPr>
+          <w:lang w:val="fr-FR"/>
+        </w:rPr>
+        <w:t xml:space="preserve">, </w:t>
+      </w:r>
+      <w:proofErr w:type="spellStart"/>
+      <w:r>
+        <w:rPr>
+          <w:lang w:val="fr-FR"/>
+        </w:rPr>
+        <w:t>phần</w:t>
+      </w:r>
+      <w:proofErr w:type="spellEnd"/>
+      <w:r>
+        <w:rPr>
+          <w:lang w:val="fr-FR"/>
+        </w:rPr>
+        <w:t xml:space="preserve"> </w:t>
+      </w:r>
+      <w:proofErr w:type="spellStart"/>
+      <w:r>
+        <w:rPr>
+          <w:lang w:val="fr-FR"/>
+        </w:rPr>
+        <w:t>tử</w:t>
+      </w:r>
+      <w:proofErr w:type="spellEnd"/>
+      <w:r>
+        <w:rPr>
+          <w:lang w:val="fr-FR"/>
+        </w:rPr>
+        <w:t xml:space="preserve"> </w:t>
+      </w:r>
+      <w:proofErr w:type="spellStart"/>
+      <w:r>
+        <w:rPr>
+          <w:lang w:val="fr-FR"/>
+        </w:rPr>
+        <w:t>link</w:t>
+      </w:r>
+      <w:proofErr w:type="spellEnd"/>
+      <w:r>
+        <w:rPr>
+          <w:lang w:val="fr-FR"/>
+        </w:rPr>
+        <w:t xml:space="preserve">, </w:t>
+      </w:r>
+      <w:proofErr w:type="spellStart"/>
+      <w:r>
+        <w:rPr>
+          <w:lang w:val="fr-FR"/>
+        </w:rPr>
+        <w:t>phần</w:t>
+      </w:r>
+      <w:proofErr w:type="spellEnd"/>
+      <w:r>
+        <w:rPr>
+          <w:lang w:val="fr-FR"/>
+        </w:rPr>
+        <w:t xml:space="preserve"> </w:t>
+      </w:r>
+      <w:proofErr w:type="spellStart"/>
+      <w:r>
+        <w:rPr>
+          <w:lang w:val="fr-FR"/>
+        </w:rPr>
+        <w:t>tử</w:t>
+      </w:r>
+      <w:proofErr w:type="spellEnd"/>
+      <w:r>
+        <w:rPr>
+          <w:lang w:val="fr-FR"/>
+        </w:rPr>
+        <w:t xml:space="preserve"> body</w:t>
       </w:r>
     </w:p>
     <w:p>
@@ -379,22 +1313,318 @@
         <w:rPr>
           <w:lang w:val="fr-FR"/>
         </w:rPr>
-        <w:t>D. Phần khai báo (doctype), phần tử html, phần tử p, phần tử title, phần tử body</w:t>
+        <w:t xml:space="preserve">D. </w:t>
+      </w:r>
+      <w:proofErr w:type="spellStart"/>
+      <w:r>
+        <w:rPr>
+          <w:lang w:val="fr-FR"/>
+        </w:rPr>
+        <w:t>Phần</w:t>
+      </w:r>
+      <w:proofErr w:type="spellEnd"/>
+      <w:r>
+        <w:rPr>
+          <w:lang w:val="fr-FR"/>
+        </w:rPr>
+        <w:t xml:space="preserve"> </w:t>
+      </w:r>
+      <w:proofErr w:type="spellStart"/>
+      <w:r>
+        <w:rPr>
+          <w:lang w:val="fr-FR"/>
+        </w:rPr>
+        <w:t>khai</w:t>
+      </w:r>
+      <w:proofErr w:type="spellEnd"/>
+      <w:r>
+        <w:rPr>
+          <w:lang w:val="fr-FR"/>
+        </w:rPr>
+        <w:t xml:space="preserve"> </w:t>
+      </w:r>
+      <w:proofErr w:type="spellStart"/>
+      <w:r>
+        <w:rPr>
+          <w:lang w:val="fr-FR"/>
+        </w:rPr>
+        <w:t>báo</w:t>
+      </w:r>
+      <w:proofErr w:type="spellEnd"/>
+      <w:r>
+        <w:rPr>
+          <w:lang w:val="fr-FR"/>
+        </w:rPr>
+        <w:t xml:space="preserve"> (doctype), </w:t>
+      </w:r>
+      <w:proofErr w:type="spellStart"/>
+      <w:r>
+        <w:rPr>
+          <w:lang w:val="fr-FR"/>
+        </w:rPr>
+        <w:t>phần</w:t>
+      </w:r>
+      <w:proofErr w:type="spellEnd"/>
+      <w:r>
+        <w:rPr>
+          <w:lang w:val="fr-FR"/>
+        </w:rPr>
+        <w:t xml:space="preserve"> </w:t>
+      </w:r>
+      <w:proofErr w:type="spellStart"/>
+      <w:r>
+        <w:rPr>
+          <w:lang w:val="fr-FR"/>
+        </w:rPr>
+        <w:t>tử</w:t>
+      </w:r>
+      <w:proofErr w:type="spellEnd"/>
+      <w:r>
+        <w:rPr>
+          <w:lang w:val="fr-FR"/>
+        </w:rPr>
+        <w:t xml:space="preserve"> html, </w:t>
+      </w:r>
+      <w:proofErr w:type="spellStart"/>
+      <w:r>
+        <w:rPr>
+          <w:lang w:val="fr-FR"/>
+        </w:rPr>
+        <w:t>phần</w:t>
+      </w:r>
+      <w:proofErr w:type="spellEnd"/>
+      <w:r>
+        <w:rPr>
+          <w:lang w:val="fr-FR"/>
+        </w:rPr>
+        <w:t xml:space="preserve"> </w:t>
+      </w:r>
+      <w:proofErr w:type="spellStart"/>
+      <w:r>
+        <w:rPr>
+          <w:lang w:val="fr-FR"/>
+        </w:rPr>
+        <w:t>tử</w:t>
+      </w:r>
+      <w:proofErr w:type="spellEnd"/>
+      <w:r>
+        <w:rPr>
+          <w:lang w:val="fr-FR"/>
+        </w:rPr>
+        <w:t xml:space="preserve"> p, </w:t>
+      </w:r>
+      <w:proofErr w:type="spellStart"/>
+      <w:r>
+        <w:rPr>
+          <w:lang w:val="fr-FR"/>
+        </w:rPr>
+        <w:t>phần</w:t>
+      </w:r>
+      <w:proofErr w:type="spellEnd"/>
+      <w:r>
+        <w:rPr>
+          <w:lang w:val="fr-FR"/>
+        </w:rPr>
+        <w:t xml:space="preserve"> </w:t>
+      </w:r>
+      <w:proofErr w:type="spellStart"/>
+      <w:r>
+        <w:rPr>
+          <w:lang w:val="fr-FR"/>
+        </w:rPr>
+        <w:t>tử</w:t>
+      </w:r>
+      <w:proofErr w:type="spellEnd"/>
+      <w:r>
+        <w:rPr>
+          <w:lang w:val="fr-FR"/>
+        </w:rPr>
+        <w:t xml:space="preserve"> </w:t>
+      </w:r>
+      <w:proofErr w:type="spellStart"/>
+      <w:r>
+        <w:rPr>
+          <w:lang w:val="fr-FR"/>
+        </w:rPr>
+        <w:t>title</w:t>
+      </w:r>
+      <w:proofErr w:type="spellEnd"/>
+      <w:r>
+        <w:rPr>
+          <w:lang w:val="fr-FR"/>
+        </w:rPr>
+        <w:t xml:space="preserve">, </w:t>
+      </w:r>
+      <w:proofErr w:type="spellStart"/>
+      <w:r>
+        <w:rPr>
+          <w:lang w:val="fr-FR"/>
+        </w:rPr>
+        <w:t>phần</w:t>
+      </w:r>
+      <w:proofErr w:type="spellEnd"/>
+      <w:r>
+        <w:rPr>
+          <w:lang w:val="fr-FR"/>
+        </w:rPr>
+        <w:t xml:space="preserve"> </w:t>
+      </w:r>
+      <w:proofErr w:type="spellStart"/>
+      <w:r>
+        <w:rPr>
+          <w:lang w:val="fr-FR"/>
+        </w:rPr>
+        <w:t>tử</w:t>
+      </w:r>
+      <w:proofErr w:type="spellEnd"/>
+      <w:r>
+        <w:rPr>
+          <w:lang w:val="fr-FR"/>
+        </w:rPr>
+        <w:t xml:space="preserve"> body</w:t>
       </w:r>
     </w:p>
     <w:p>
-      <w:r>
-        <w:rPr>
-          <w:lang w:val="fr-FR"/>
-        </w:rPr>
-        <w:t xml:space="preserve">Câu hỏi 4. Phát biểu nào sau đây là hợp </w:t>
-      </w:r>
+      <w:proofErr w:type="spellStart"/>
+      <w:r>
+        <w:rPr>
+          <w:lang w:val="fr-FR"/>
+        </w:rPr>
+        <w:t>Câu</w:t>
+      </w:r>
+      <w:proofErr w:type="spellEnd"/>
+      <w:r>
+        <w:rPr>
+          <w:lang w:val="fr-FR"/>
+        </w:rPr>
+        <w:t xml:space="preserve"> </w:t>
+      </w:r>
+      <w:proofErr w:type="spellStart"/>
+      <w:r>
+        <w:rPr>
+          <w:lang w:val="fr-FR"/>
+        </w:rPr>
+        <w:t>hỏi</w:t>
+      </w:r>
+      <w:proofErr w:type="spellEnd"/>
+      <w:r>
+        <w:rPr>
+          <w:lang w:val="fr-FR"/>
+        </w:rPr>
+        <w:t xml:space="preserve"> 4. </w:t>
+      </w:r>
+      <w:proofErr w:type="spellStart"/>
+      <w:r>
+        <w:rPr>
+          <w:lang w:val="fr-FR"/>
+        </w:rPr>
+        <w:t>Phát</w:t>
+      </w:r>
+      <w:proofErr w:type="spellEnd"/>
+      <w:r>
+        <w:rPr>
+          <w:lang w:val="fr-FR"/>
+        </w:rPr>
+        <w:t xml:space="preserve"> </w:t>
+      </w:r>
+      <w:proofErr w:type="spellStart"/>
+      <w:r>
+        <w:rPr>
+          <w:lang w:val="fr-FR"/>
+        </w:rPr>
+        <w:t>biểu</w:t>
+      </w:r>
+      <w:proofErr w:type="spellEnd"/>
+      <w:r>
+        <w:rPr>
+          <w:lang w:val="fr-FR"/>
+        </w:rPr>
+        <w:t xml:space="preserve"> </w:t>
+      </w:r>
+      <w:proofErr w:type="spellStart"/>
+      <w:r>
+        <w:rPr>
+          <w:lang w:val="fr-FR"/>
+        </w:rPr>
+        <w:t>nào</w:t>
+      </w:r>
+      <w:proofErr w:type="spellEnd"/>
+      <w:r>
+        <w:rPr>
+          <w:lang w:val="fr-FR"/>
+        </w:rPr>
+        <w:t xml:space="preserve"> </w:t>
+      </w:r>
+      <w:proofErr w:type="spellStart"/>
+      <w:r>
+        <w:rPr>
+          <w:lang w:val="fr-FR"/>
+        </w:rPr>
+        <w:t>sau</w:t>
+      </w:r>
+      <w:proofErr w:type="spellEnd"/>
+      <w:r>
+        <w:rPr>
+          <w:lang w:val="fr-FR"/>
+        </w:rPr>
+        <w:t xml:space="preserve"> </w:t>
+      </w:r>
+      <w:proofErr w:type="spellStart"/>
+      <w:r>
+        <w:rPr>
+          <w:lang w:val="fr-FR"/>
+        </w:rPr>
+        <w:t>đây</w:t>
+      </w:r>
+      <w:proofErr w:type="spellEnd"/>
+      <w:r>
+        <w:rPr>
+          <w:lang w:val="fr-FR"/>
+        </w:rPr>
+        <w:t xml:space="preserve"> </w:t>
+      </w:r>
+      <w:proofErr w:type="spellStart"/>
+      <w:r>
+        <w:rPr>
+          <w:lang w:val="fr-FR"/>
+        </w:rPr>
+        <w:t>là</w:t>
+      </w:r>
+      <w:proofErr w:type="spellEnd"/>
+      <w:r>
+        <w:rPr>
+          <w:lang w:val="fr-FR"/>
+        </w:rPr>
+        <w:t xml:space="preserve"> </w:t>
+      </w:r>
+      <w:proofErr w:type="spellStart"/>
+      <w:r>
+        <w:rPr>
+          <w:lang w:val="fr-FR"/>
+        </w:rPr>
+        <w:t>hợp</w:t>
+      </w:r>
+      <w:proofErr w:type="spellEnd"/>
+      <w:r>
+        <w:rPr>
+          <w:lang w:val="fr-FR"/>
+        </w:rPr>
+        <w:t xml:space="preserve"> </w:t>
+      </w:r>
+      <w:proofErr w:type="spellStart"/>
       <w:proofErr w:type="gramStart"/>
       <w:r>
         <w:rPr>
           <w:lang w:val="fr-FR"/>
         </w:rPr>
-        <w:t>lý:</w:t>
+        <w:t>lý</w:t>
+      </w:r>
+      <w:proofErr w:type="spellEnd"/>
+      <w:r>
+        <w:rPr>
+          <w:lang w:val="fr-FR"/>
+        </w:rPr>
+        <w:t>:</w:t>
       </w:r>
       <w:proofErr w:type="gramEnd"/>
     </w:p>
@@ -409,27 +1639,512 @@
           <w:color w:val="FF0000"/>
           <w:lang w:val="fr-FR"/>
         </w:rPr>
-        <w:t>A. HTML tạo ra cấu trúc và ngữ nghĩa cho phần nội dung trang web</w:t>
+        <w:t xml:space="preserve">A. HTML </w:t>
+      </w:r>
+      <w:proofErr w:type="spellStart"/>
+      <w:r>
+        <w:rPr>
+          <w:color w:val="FF0000"/>
+          <w:lang w:val="fr-FR"/>
+        </w:rPr>
+        <w:t>tạo</w:t>
+      </w:r>
+      <w:proofErr w:type="spellEnd"/>
+      <w:r>
+        <w:rPr>
+          <w:color w:val="FF0000"/>
+          <w:lang w:val="fr-FR"/>
+        </w:rPr>
+        <w:t xml:space="preserve"> ra </w:t>
+      </w:r>
+      <w:proofErr w:type="spellStart"/>
+      <w:r>
+        <w:rPr>
+          <w:color w:val="FF0000"/>
+          <w:lang w:val="fr-FR"/>
+        </w:rPr>
+        <w:t>cấu</w:t>
+      </w:r>
+      <w:proofErr w:type="spellEnd"/>
+      <w:r>
+        <w:rPr>
+          <w:color w:val="FF0000"/>
+          <w:lang w:val="fr-FR"/>
+        </w:rPr>
+        <w:t xml:space="preserve"> </w:t>
+      </w:r>
+      <w:proofErr w:type="spellStart"/>
+      <w:r>
+        <w:rPr>
+          <w:color w:val="FF0000"/>
+          <w:lang w:val="fr-FR"/>
+        </w:rPr>
+        <w:t>trúc</w:t>
+      </w:r>
+      <w:proofErr w:type="spellEnd"/>
+      <w:r>
+        <w:rPr>
+          <w:color w:val="FF0000"/>
+          <w:lang w:val="fr-FR"/>
+        </w:rPr>
+        <w:t xml:space="preserve"> </w:t>
+      </w:r>
+      <w:proofErr w:type="spellStart"/>
+      <w:r>
+        <w:rPr>
+          <w:color w:val="FF0000"/>
+          <w:lang w:val="fr-FR"/>
+        </w:rPr>
+        <w:t>và</w:t>
+      </w:r>
+      <w:proofErr w:type="spellEnd"/>
+      <w:r>
+        <w:rPr>
+          <w:color w:val="FF0000"/>
+          <w:lang w:val="fr-FR"/>
+        </w:rPr>
+        <w:t xml:space="preserve"> </w:t>
+      </w:r>
+      <w:proofErr w:type="spellStart"/>
+      <w:r>
+        <w:rPr>
+          <w:color w:val="FF0000"/>
+          <w:lang w:val="fr-FR"/>
+        </w:rPr>
+        <w:t>ngữ</w:t>
+      </w:r>
+      <w:proofErr w:type="spellEnd"/>
+      <w:r>
+        <w:rPr>
+          <w:color w:val="FF0000"/>
+          <w:lang w:val="fr-FR"/>
+        </w:rPr>
+        <w:t xml:space="preserve"> </w:t>
+      </w:r>
+      <w:proofErr w:type="spellStart"/>
+      <w:r>
+        <w:rPr>
+          <w:color w:val="FF0000"/>
+          <w:lang w:val="fr-FR"/>
+        </w:rPr>
+        <w:t>nghĩa</w:t>
+      </w:r>
+      <w:proofErr w:type="spellEnd"/>
+      <w:r>
+        <w:rPr>
+          <w:color w:val="FF0000"/>
+          <w:lang w:val="fr-FR"/>
+        </w:rPr>
+        <w:t xml:space="preserve"> </w:t>
+      </w:r>
+      <w:proofErr w:type="spellStart"/>
+      <w:r>
+        <w:rPr>
+          <w:color w:val="FF0000"/>
+          <w:lang w:val="fr-FR"/>
+        </w:rPr>
+        <w:t>cho</w:t>
+      </w:r>
+      <w:proofErr w:type="spellEnd"/>
+      <w:r>
+        <w:rPr>
+          <w:color w:val="FF0000"/>
+          <w:lang w:val="fr-FR"/>
+        </w:rPr>
+        <w:t xml:space="preserve"> </w:t>
+      </w:r>
+      <w:proofErr w:type="spellStart"/>
+      <w:r>
+        <w:rPr>
+          <w:color w:val="FF0000"/>
+          <w:lang w:val="fr-FR"/>
+        </w:rPr>
+        <w:t>phần</w:t>
+      </w:r>
+      <w:proofErr w:type="spellEnd"/>
+      <w:r>
+        <w:rPr>
+          <w:color w:val="FF0000"/>
+          <w:lang w:val="fr-FR"/>
+        </w:rPr>
+        <w:t xml:space="preserve"> </w:t>
+      </w:r>
+      <w:proofErr w:type="spellStart"/>
+      <w:r>
+        <w:rPr>
+          <w:color w:val="FF0000"/>
+          <w:lang w:val="fr-FR"/>
+        </w:rPr>
+        <w:t>nội</w:t>
+      </w:r>
+      <w:proofErr w:type="spellEnd"/>
+      <w:r>
+        <w:rPr>
+          <w:color w:val="FF0000"/>
+          <w:lang w:val="fr-FR"/>
+        </w:rPr>
+        <w:t xml:space="preserve"> </w:t>
+      </w:r>
+      <w:proofErr w:type="spellStart"/>
+      <w:r>
+        <w:rPr>
+          <w:color w:val="FF0000"/>
+          <w:lang w:val="fr-FR"/>
+        </w:rPr>
+        <w:t>dung</w:t>
+      </w:r>
+      <w:proofErr w:type="spellEnd"/>
+      <w:r>
+        <w:rPr>
+          <w:color w:val="FF0000"/>
+          <w:lang w:val="fr-FR"/>
+        </w:rPr>
+        <w:t xml:space="preserve"> </w:t>
+      </w:r>
+      <w:proofErr w:type="spellStart"/>
+      <w:r>
+        <w:rPr>
+          <w:color w:val="FF0000"/>
+          <w:lang w:val="fr-FR"/>
+        </w:rPr>
+        <w:t>trang</w:t>
+      </w:r>
+      <w:proofErr w:type="spellEnd"/>
+      <w:r>
+        <w:rPr>
+          <w:color w:val="FF0000"/>
+          <w:lang w:val="fr-FR"/>
+        </w:rPr>
+        <w:t xml:space="preserve"> web</w:t>
       </w:r>
     </w:p>
     <w:p>
       <w:r>
-        <w:t>B. HTML thực hiện việc trang trí cho trang web</w:t>
+        <w:t xml:space="preserve">B. HTML </w:t>
+      </w:r>
+      <w:proofErr w:type="spellStart"/>
+      <w:r>
+        <w:t>thực</w:t>
+      </w:r>
+      <w:proofErr w:type="spellEnd"/>
+      <w:r>
+        <w:t xml:space="preserve"> </w:t>
+      </w:r>
+      <w:proofErr w:type="spellStart"/>
+      <w:r>
+        <w:t>hiện</w:t>
+      </w:r>
+      <w:proofErr w:type="spellEnd"/>
+      <w:r>
+        <w:t xml:space="preserve"> </w:t>
+      </w:r>
+      <w:proofErr w:type="spellStart"/>
+      <w:r>
+        <w:t>việc</w:t>
+      </w:r>
+      <w:proofErr w:type="spellEnd"/>
+      <w:r>
+        <w:t xml:space="preserve"> </w:t>
+      </w:r>
+      <w:proofErr w:type="spellStart"/>
+      <w:r>
+        <w:t>trang</w:t>
+      </w:r>
+      <w:proofErr w:type="spellEnd"/>
+      <w:r>
+        <w:t xml:space="preserve"> </w:t>
+      </w:r>
+      <w:proofErr w:type="spellStart"/>
+      <w:r>
+        <w:t>trí</w:t>
+      </w:r>
+      <w:proofErr w:type="spellEnd"/>
+      <w:r>
+        <w:t xml:space="preserve"> </w:t>
+      </w:r>
+      <w:proofErr w:type="spellStart"/>
+      <w:r>
+        <w:t>cho</w:t>
+      </w:r>
+      <w:proofErr w:type="spellEnd"/>
+      <w:r>
+        <w:t xml:space="preserve"> </w:t>
+      </w:r>
+      <w:proofErr w:type="spellStart"/>
+      <w:r>
+        <w:t>trang</w:t>
+      </w:r>
+      <w:proofErr w:type="spellEnd"/>
+      <w:r>
+        <w:t xml:space="preserve"> web</w:t>
       </w:r>
     </w:p>
     <w:p>
       <w:r>
-        <w:t>C. HTML xử lý các tương tác của người dùng trên giao diện web</w:t>
+        <w:t xml:space="preserve">C. HTML </w:t>
+      </w:r>
+      <w:proofErr w:type="spellStart"/>
+      <w:r>
+        <w:t>xử</w:t>
+      </w:r>
+      <w:proofErr w:type="spellEnd"/>
+      <w:r>
+        <w:t xml:space="preserve"> </w:t>
+      </w:r>
+      <w:proofErr w:type="spellStart"/>
+      <w:r>
+        <w:t>lý</w:t>
+      </w:r>
+      <w:proofErr w:type="spellEnd"/>
+      <w:r>
+        <w:t xml:space="preserve"> </w:t>
+      </w:r>
+      <w:proofErr w:type="spellStart"/>
+      <w:r>
+        <w:t>các</w:t>
+      </w:r>
+      <w:proofErr w:type="spellEnd"/>
+      <w:r>
+        <w:t xml:space="preserve"> </w:t>
+      </w:r>
+      <w:proofErr w:type="spellStart"/>
+      <w:r>
+        <w:t>tương</w:t>
+      </w:r>
+      <w:proofErr w:type="spellEnd"/>
+      <w:r>
+        <w:t xml:space="preserve"> </w:t>
+      </w:r>
+      <w:proofErr w:type="spellStart"/>
+      <w:r>
+        <w:t>tác</w:t>
+      </w:r>
+      <w:proofErr w:type="spellEnd"/>
+      <w:r>
+        <w:t xml:space="preserve"> </w:t>
+      </w:r>
+      <w:proofErr w:type="spellStart"/>
+      <w:r>
+        <w:t>của</w:t>
+      </w:r>
+      <w:proofErr w:type="spellEnd"/>
+      <w:r>
+        <w:t xml:space="preserve"> </w:t>
+      </w:r>
+      <w:proofErr w:type="spellStart"/>
+      <w:r>
+        <w:t>người</w:t>
+      </w:r>
+      <w:proofErr w:type="spellEnd"/>
+      <w:r>
+        <w:t xml:space="preserve"> </w:t>
+      </w:r>
+      <w:proofErr w:type="spellStart"/>
+      <w:r>
+        <w:t>dùng</w:t>
+      </w:r>
+      <w:proofErr w:type="spellEnd"/>
+      <w:r>
+        <w:t xml:space="preserve"> </w:t>
+      </w:r>
+      <w:proofErr w:type="spellStart"/>
+      <w:r>
+        <w:t>trên</w:t>
+      </w:r>
+      <w:proofErr w:type="spellEnd"/>
+      <w:r>
+        <w:t xml:space="preserve"> </w:t>
+      </w:r>
+      <w:proofErr w:type="spellStart"/>
+      <w:r>
+        <w:t>giao</w:t>
+      </w:r>
+      <w:proofErr w:type="spellEnd"/>
+      <w:r>
+        <w:t xml:space="preserve"> </w:t>
+      </w:r>
+      <w:proofErr w:type="spellStart"/>
+      <w:r>
+        <w:t>diện</w:t>
+      </w:r>
+      <w:proofErr w:type="spellEnd"/>
+      <w:r>
+        <w:t xml:space="preserve"> web</w:t>
       </w:r>
     </w:p>
     <w:p>
       <w:r>
-        <w:t>D. HTML vừa tạo ra phần nội dung vừa thực hiện trang trí cho trang web</w:t>
+        <w:t xml:space="preserve">D. HTML </w:t>
+      </w:r>
+      <w:proofErr w:type="spellStart"/>
+      <w:r>
+        <w:t>vừa</w:t>
+      </w:r>
+      <w:proofErr w:type="spellEnd"/>
+      <w:r>
+        <w:t xml:space="preserve"> </w:t>
+      </w:r>
+      <w:proofErr w:type="spellStart"/>
+      <w:r>
+        <w:t>tạo</w:t>
+      </w:r>
+      <w:proofErr w:type="spellEnd"/>
+      <w:r>
+        <w:t xml:space="preserve"> </w:t>
+      </w:r>
+      <w:proofErr w:type="spellStart"/>
+      <w:r>
+        <w:t>ra</w:t>
+      </w:r>
+      <w:proofErr w:type="spellEnd"/>
+      <w:r>
+        <w:t xml:space="preserve"> </w:t>
+      </w:r>
+      <w:proofErr w:type="spellStart"/>
+      <w:r>
+        <w:t>phần</w:t>
+      </w:r>
+      <w:proofErr w:type="spellEnd"/>
+      <w:r>
+        <w:t xml:space="preserve"> </w:t>
+      </w:r>
+      <w:proofErr w:type="spellStart"/>
+      <w:r>
+        <w:t>nội</w:t>
+      </w:r>
+      <w:proofErr w:type="spellEnd"/>
+      <w:r>
+        <w:t xml:space="preserve"> dung </w:t>
+      </w:r>
+      <w:proofErr w:type="spellStart"/>
+      <w:r>
+        <w:t>vừa</w:t>
+      </w:r>
+      <w:proofErr w:type="spellEnd"/>
+      <w:r>
+        <w:t xml:space="preserve"> </w:t>
+      </w:r>
+      <w:proofErr w:type="spellStart"/>
+      <w:r>
+        <w:t>thực</w:t>
+      </w:r>
+      <w:proofErr w:type="spellEnd"/>
+      <w:r>
+        <w:t xml:space="preserve"> </w:t>
+      </w:r>
+      <w:proofErr w:type="spellStart"/>
+      <w:r>
+        <w:t>hiện</w:t>
+      </w:r>
+      <w:proofErr w:type="spellEnd"/>
+      <w:r>
+        <w:t xml:space="preserve"> </w:t>
+      </w:r>
+      <w:proofErr w:type="spellStart"/>
+      <w:r>
+        <w:t>trang</w:t>
+      </w:r>
+      <w:proofErr w:type="spellEnd"/>
+      <w:r>
+        <w:t xml:space="preserve"> </w:t>
+      </w:r>
+      <w:proofErr w:type="spellStart"/>
+      <w:r>
+        <w:t>trí</w:t>
+      </w:r>
+      <w:proofErr w:type="spellEnd"/>
+      <w:r>
+        <w:t xml:space="preserve"> </w:t>
+      </w:r>
+      <w:proofErr w:type="spellStart"/>
+      <w:r>
+        <w:t>cho</w:t>
+      </w:r>
+      <w:proofErr w:type="spellEnd"/>
+      <w:r>
+        <w:t xml:space="preserve"> </w:t>
+      </w:r>
+      <w:proofErr w:type="spellStart"/>
+      <w:r>
+        <w:t>trang</w:t>
+      </w:r>
+      <w:proofErr w:type="spellEnd"/>
+      <w:r>
+        <w:t xml:space="preserve"> web</w:t>
       </w:r>
     </w:p>
     <w:p>
-      <w:r>
-        <w:t>Câu hỏi 5. Phát biểu nào đúng khi nói về “&lt;!DOCTYPE html&gt;”?</w:t>
+      <w:proofErr w:type="spellStart"/>
+      <w:r>
+        <w:t>Câu</w:t>
+      </w:r>
+      <w:proofErr w:type="spellEnd"/>
+      <w:r>
+        <w:t xml:space="preserve"> </w:t>
+      </w:r>
+      <w:proofErr w:type="spellStart"/>
+      <w:r>
+        <w:t>hỏi</w:t>
+      </w:r>
+      <w:proofErr w:type="spellEnd"/>
+      <w:r>
+        <w:t xml:space="preserve"> 5. </w:t>
+      </w:r>
+      <w:proofErr w:type="spellStart"/>
+      <w:r>
+        <w:t>Phát</w:t>
+      </w:r>
+      <w:proofErr w:type="spellEnd"/>
+      <w:r>
+        <w:t xml:space="preserve"> </w:t>
+      </w:r>
+      <w:proofErr w:type="spellStart"/>
+      <w:r>
+        <w:t>biểu</w:t>
+      </w:r>
+      <w:proofErr w:type="spellEnd"/>
+      <w:r>
+        <w:t xml:space="preserve"> </w:t>
+      </w:r>
+      <w:proofErr w:type="spellStart"/>
+      <w:r>
+        <w:t>nào</w:t>
+      </w:r>
+      <w:proofErr w:type="spellEnd"/>
+      <w:r>
+        <w:t xml:space="preserve"> </w:t>
+      </w:r>
+      <w:proofErr w:type="spellStart"/>
+      <w:r>
+        <w:t>đúng</w:t>
+      </w:r>
+      <w:proofErr w:type="spellEnd"/>
+      <w:r>
+        <w:t xml:space="preserve"> </w:t>
+      </w:r>
+      <w:proofErr w:type="spellStart"/>
+      <w:r>
+        <w:t>khi</w:t>
+      </w:r>
+      <w:proofErr w:type="spellEnd"/>
+      <w:r>
+        <w:t xml:space="preserve"> </w:t>
+      </w:r>
+      <w:proofErr w:type="spellStart"/>
+      <w:r>
+        <w:t>nói</w:t>
+      </w:r>
+      <w:proofErr w:type="spellEnd"/>
+      <w:r>
+        <w:t xml:space="preserve"> </w:t>
+      </w:r>
+      <w:proofErr w:type="spellStart"/>
+      <w:r>
+        <w:t>về</w:t>
+      </w:r>
+      <w:proofErr w:type="spellEnd"/>
+      <w:r>
+        <w:t xml:space="preserve"> “&lt;!DOCTYPE html&gt;”?</w:t>
       </w:r>
     </w:p>
     <w:p>
@@ -437,7 +2152,35 @@
         <w:rPr>
           <w:lang w:val="fr-FR"/>
         </w:rPr>
-        <w:t>A. Là một thẻ HTML</w:t>
+        <w:t xml:space="preserve">A. Là </w:t>
+      </w:r>
+      <w:proofErr w:type="spellStart"/>
+      <w:r>
+        <w:rPr>
+          <w:lang w:val="fr-FR"/>
+        </w:rPr>
+        <w:t>một</w:t>
+      </w:r>
+      <w:proofErr w:type="spellEnd"/>
+      <w:r>
+        <w:rPr>
+          <w:lang w:val="fr-FR"/>
+        </w:rPr>
+        <w:t xml:space="preserve"> </w:t>
+      </w:r>
+      <w:proofErr w:type="spellStart"/>
+      <w:r>
+        <w:rPr>
+          <w:lang w:val="fr-FR"/>
+        </w:rPr>
+        <w:t>thẻ</w:t>
+      </w:r>
+      <w:proofErr w:type="spellEnd"/>
+      <w:r>
+        <w:rPr>
+          <w:lang w:val="fr-FR"/>
+        </w:rPr>
+        <w:t xml:space="preserve"> HTML</w:t>
       </w:r>
     </w:p>
     <w:p>
@@ -451,7 +2194,103 @@
           <w:color w:val="FF0000"/>
           <w:lang w:val="fr-FR"/>
         </w:rPr>
-        <w:t>B. Là một khai báo trong tài liệu HTML</w:t>
+        <w:t xml:space="preserve">B. Là </w:t>
+      </w:r>
+      <w:proofErr w:type="spellStart"/>
+      <w:r>
+        <w:rPr>
+          <w:color w:val="FF0000"/>
+          <w:lang w:val="fr-FR"/>
+        </w:rPr>
+        <w:t>một</w:t>
+      </w:r>
+      <w:proofErr w:type="spellEnd"/>
+      <w:r>
+        <w:rPr>
+          <w:color w:val="FF0000"/>
+          <w:lang w:val="fr-FR"/>
+        </w:rPr>
+        <w:t xml:space="preserve"> </w:t>
+      </w:r>
+      <w:proofErr w:type="spellStart"/>
+      <w:r>
+        <w:rPr>
+          <w:color w:val="FF0000"/>
+          <w:lang w:val="fr-FR"/>
+        </w:rPr>
+        <w:t>khai</w:t>
+      </w:r>
+      <w:proofErr w:type="spellEnd"/>
+      <w:r>
+        <w:rPr>
+          <w:color w:val="FF0000"/>
+          <w:lang w:val="fr-FR"/>
+        </w:rPr>
+        <w:t xml:space="preserve"> </w:t>
+      </w:r>
+      <w:proofErr w:type="spellStart"/>
+      <w:r>
+        <w:rPr>
+          <w:color w:val="FF0000"/>
+          <w:lang w:val="fr-FR"/>
+        </w:rPr>
+        <w:t>báo</w:t>
+      </w:r>
+      <w:proofErr w:type="spellEnd"/>
+      <w:r>
+        <w:rPr>
+          <w:color w:val="FF0000"/>
+          <w:lang w:val="fr-FR"/>
+        </w:rPr>
+        <w:t xml:space="preserve"> </w:t>
+      </w:r>
+      <w:proofErr w:type="spellStart"/>
+      <w:r>
+        <w:rPr>
+          <w:color w:val="FF0000"/>
+          <w:lang w:val="fr-FR"/>
+        </w:rPr>
+        <w:t>trong</w:t>
+      </w:r>
+      <w:proofErr w:type="spellEnd"/>
+      <w:r>
+        <w:rPr>
+          <w:color w:val="FF0000"/>
+          <w:lang w:val="fr-FR"/>
+        </w:rPr>
+        <w:t xml:space="preserve"> </w:t>
+      </w:r>
+      <w:proofErr w:type="spellStart"/>
+      <w:r>
+        <w:rPr>
+          <w:color w:val="FF0000"/>
+          <w:lang w:val="fr-FR"/>
+        </w:rPr>
+        <w:t>tài</w:t>
+      </w:r>
+      <w:proofErr w:type="spellEnd"/>
+      <w:r>
+        <w:rPr>
+          <w:color w:val="FF0000"/>
+          <w:lang w:val="fr-FR"/>
+        </w:rPr>
+        <w:t xml:space="preserve"> </w:t>
+      </w:r>
+      <w:proofErr w:type="spellStart"/>
+      <w:r>
+        <w:rPr>
+          <w:color w:val="FF0000"/>
+          <w:lang w:val="fr-FR"/>
+        </w:rPr>
+        <w:t>liệu</w:t>
+      </w:r>
+      <w:proofErr w:type="spellEnd"/>
+      <w:r>
+        <w:rPr>
+          <w:color w:val="FF0000"/>
+          <w:lang w:val="fr-FR"/>
+        </w:rPr>
+        <w:t xml:space="preserve"> HTML</w:t>
       </w:r>
     </w:p>
     <w:p>
@@ -459,12 +2298,94 @@
         <w:rPr>
           <w:lang w:val="fr-FR"/>
         </w:rPr>
-        <w:t>C. Là một phần tử HTML</w:t>
+        <w:t xml:space="preserve">C. Là </w:t>
+      </w:r>
+      <w:proofErr w:type="spellStart"/>
+      <w:r>
+        <w:rPr>
+          <w:lang w:val="fr-FR"/>
+        </w:rPr>
+        <w:t>một</w:t>
+      </w:r>
+      <w:proofErr w:type="spellEnd"/>
+      <w:r>
+        <w:rPr>
+          <w:lang w:val="fr-FR"/>
+        </w:rPr>
+        <w:t xml:space="preserve"> </w:t>
+      </w:r>
+      <w:proofErr w:type="spellStart"/>
+      <w:r>
+        <w:rPr>
+          <w:lang w:val="fr-FR"/>
+        </w:rPr>
+        <w:t>phần</w:t>
+      </w:r>
+      <w:proofErr w:type="spellEnd"/>
+      <w:r>
+        <w:rPr>
+          <w:lang w:val="fr-FR"/>
+        </w:rPr>
+        <w:t xml:space="preserve"> </w:t>
+      </w:r>
+      <w:proofErr w:type="spellStart"/>
+      <w:r>
+        <w:rPr>
+          <w:lang w:val="fr-FR"/>
+        </w:rPr>
+        <w:t>tử</w:t>
+      </w:r>
+      <w:proofErr w:type="spellEnd"/>
+      <w:r>
+        <w:rPr>
+          <w:lang w:val="fr-FR"/>
+        </w:rPr>
+        <w:t xml:space="preserve"> HTML</w:t>
       </w:r>
     </w:p>
     <w:p>
       <w:r>
-        <w:t>D. Là một chú thích trong HTML</w:t>
+        <w:t xml:space="preserve">D. </w:t>
+      </w:r>
+      <w:proofErr w:type="spellStart"/>
+      <w:r>
+        <w:t>Là</w:t>
+      </w:r>
+      <w:proofErr w:type="spellEnd"/>
+      <w:r>
+        <w:t xml:space="preserve"> </w:t>
+      </w:r>
+      <w:proofErr w:type="spellStart"/>
+      <w:r>
+        <w:t>một</w:t>
+      </w:r>
+      <w:proofErr w:type="spellEnd"/>
+      <w:r>
+        <w:t xml:space="preserve"> </w:t>
+      </w:r>
+      <w:proofErr w:type="spellStart"/>
+      <w:r>
+        <w:t>chú</w:t>
+      </w:r>
+      <w:proofErr w:type="spellEnd"/>
+      <w:r>
+        <w:t xml:space="preserve"> </w:t>
+      </w:r>
+      <w:proofErr w:type="spellStart"/>
+      <w:r>
+        <w:t>thích</w:t>
+      </w:r>
+      <w:proofErr w:type="spellEnd"/>
+      <w:r>
+        <w:t xml:space="preserve"> </w:t>
+      </w:r>
+      <w:proofErr w:type="spellStart"/>
+      <w:r>
+        <w:t>trong</w:t>
+      </w:r>
+      <w:proofErr w:type="spellEnd"/>
+      <w:r>
+        <w:t xml:space="preserve"> HTML</w:t>
       </w:r>
     </w:p>
     <w:p/>
